--- a/중국어_대화문/8부_docx/8부_05화_돌아온_병사들.docx
+++ b/중국어_대화문/8부_docx/8부_05화_돌아온_병사들.docx
@@ -688,7 +688,7 @@
         <w:t>邓凤芝:</w:t>
       </w:r>
       <w:r>
-        <w:t xml:space="preserve"> （从水桶上欠起身）起诉，我不懂，我说我的。我们国面三厂三百一十二个女工，八个月的工资，是先谈，谈不下来再递状子。不是不敢告，是告了就是几个月，几个月里谁给孩子买鞋？</w:t>
+        <w:t xml:space="preserve"> （从水桶上欠起身）起诉，我不懂，我说我的。我们国棉三厂三百一十二个女工，八个月的工资，是先谈，谈不下来再递状子。不是不敢告，是告了就是几个月，几个月里谁给孩子买鞋？</w:t>
       </w:r>
     </w:p>
     <w:p>

--- a/중국어_대화문/8부_docx/8부_05화_돌아온_병사들.docx
+++ b/중국어_대화문/8부_docx/8부_05화_돌아온_병사들.docx
@@ -2134,7 +2134,7 @@
         <w:t>苏敏:</w:t>
       </w:r>
       <w:r>
-        <w:t xml:space="preserve"> 到账的三份，是回执之后第六天。没有人说这和我们有关系，我们也不去问。（停了停）可是我们记，六月五日，回执。六月十六日，三份到账。周海的，七月十九日。这是账。</w:t>
+        <w:t xml:space="preserve"> 到账的三份，是回执之后第十一天。没有人说这和我们有关系，我们也不去问。（停了停）可是我们记，六月五日，回执。六月十六日，三份到账。周海的，七月十九日。这是账。</w:t>
       </w:r>
     </w:p>
     <w:p>
